--- a/Отчет о 4-1.docx
+++ b/Отчет о 4-1.docx
@@ -873,10 +873,10 @@
           <w:lang w:eastAsia="ru-RU"/>
         </w:rPr>
         <w:drawing>
-          <wp:inline distT="0" distB="0" distL="0" distR="0" wp14:anchorId="364A58A2" wp14:editId="5749C96E">
-            <wp:extent cx="1323975" cy="7312479"/>
-            <wp:effectExtent l="0" t="0" r="0" b="3175"/>
-            <wp:docPr id="1" name="Рисунок 1"/>
+          <wp:inline distT="0" distB="0" distL="0" distR="0" wp14:anchorId="3D661E95" wp14:editId="2D0D6368">
+            <wp:extent cx="1496021" cy="7219950"/>
+            <wp:effectExtent l="0" t="0" r="9525" b="0"/>
+            <wp:docPr id="6" name="Рисунок 6"/>
             <wp:cNvGraphicFramePr>
               <a:graphicFrameLocks xmlns:a="http://schemas.openxmlformats.org/drawingml/2006/main" noChangeAspect="1"/>
             </wp:cNvGraphicFramePr>
@@ -884,7 +884,7 @@
               <a:graphicData uri="http://schemas.openxmlformats.org/drawingml/2006/picture">
                 <pic:pic xmlns:pic="http://schemas.openxmlformats.org/drawingml/2006/picture">
                   <pic:nvPicPr>
-                    <pic:cNvPr id="0" name="Документ (1) (9).png"/>
+                    <pic:cNvPr id="0" name="Документ (1) (14).png"/>
                     <pic:cNvPicPr/>
                   </pic:nvPicPr>
                   <pic:blipFill>
@@ -902,7 +902,7 @@
                   <pic:spPr>
                     <a:xfrm>
                       <a:off x="0" y="0"/>
-                      <a:ext cx="1325331" cy="7319966"/>
+                      <a:ext cx="1498006" cy="7229529"/>
                     </a:xfrm>
                     <a:prstGeom prst="rect">
                       <a:avLst/>
@@ -1098,10 +1098,10 @@
           <w:lang w:eastAsia="ru-RU"/>
         </w:rPr>
         <w:drawing>
-          <wp:inline distT="0" distB="0" distL="0" distR="0" wp14:anchorId="68C3A219" wp14:editId="10266A3A">
-            <wp:extent cx="2666909" cy="5295293"/>
-            <wp:effectExtent l="0" t="0" r="635" b="635"/>
-            <wp:docPr id="9" name="Рисунок 9"/>
+          <wp:inline distT="0" distB="0" distL="0" distR="0" wp14:anchorId="7DD02314" wp14:editId="29B6ABCD">
+            <wp:extent cx="2444778" cy="4257675"/>
+            <wp:effectExtent l="0" t="0" r="0" b="0"/>
+            <wp:docPr id="5" name="Рисунок 5"/>
             <wp:cNvGraphicFramePr>
               <a:graphicFrameLocks xmlns:a="http://schemas.openxmlformats.org/drawingml/2006/main" noChangeAspect="1"/>
             </wp:cNvGraphicFramePr>
@@ -1109,17 +1109,11 @@
               <a:graphicData uri="http://schemas.openxmlformats.org/drawingml/2006/picture">
                 <pic:pic xmlns:pic="http://schemas.openxmlformats.org/drawingml/2006/picture">
                   <pic:nvPicPr>
-                    <pic:cNvPr id="0" name="Документ 1 1 (16).png"/>
+                    <pic:cNvPr id="0" name=""/>
                     <pic:cNvPicPr/>
                   </pic:nvPicPr>
                   <pic:blipFill>
-                    <a:blip r:embed="rId10" cstate="print">
-                      <a:extLst>
-                        <a:ext uri="{28A0092B-C50C-407E-A947-70E740481C1C}">
-                          <a14:useLocalDpi xmlns:a14="http://schemas.microsoft.com/office/drawing/2010/main" val="0"/>
-                        </a:ext>
-                      </a:extLst>
-                    </a:blip>
+                    <a:blip r:embed="rId10"/>
                     <a:stretch>
                       <a:fillRect/>
                     </a:stretch>
@@ -1127,7 +1121,7 @@
                   <pic:spPr>
                     <a:xfrm>
                       <a:off x="0" y="0"/>
-                      <a:ext cx="2668000" cy="5297459"/>
+                      <a:ext cx="2444778" cy="4257675"/>
                     </a:xfrm>
                     <a:prstGeom prst="rect">
                       <a:avLst/>
@@ -1148,10 +1142,10 @@
         </w:rPr>
         <w:lastRenderedPageBreak/>
         <w:drawing>
-          <wp:inline distT="0" distB="0" distL="0" distR="0" wp14:anchorId="51EF26EA" wp14:editId="4853A778">
-            <wp:extent cx="1633692" cy="2433377"/>
-            <wp:effectExtent l="0" t="0" r="5080" b="5080"/>
-            <wp:docPr id="12" name="Рисунок 12" descr="C:\Users\vs13l\Downloads\Документ 1 (4).png"/>
+          <wp:inline distT="0" distB="0" distL="0" distR="0" wp14:anchorId="15A67327" wp14:editId="4188386F">
+            <wp:extent cx="3689317" cy="2181225"/>
+            <wp:effectExtent l="0" t="0" r="6985" b="0"/>
+            <wp:docPr id="4" name="Рисунок 4"/>
             <wp:cNvGraphicFramePr>
               <a:graphicFrameLocks xmlns:a="http://schemas.openxmlformats.org/drawingml/2006/main" noChangeAspect="1"/>
             </wp:cNvGraphicFramePr>
@@ -1159,12 +1153,10 @@
               <a:graphicData uri="http://schemas.openxmlformats.org/drawingml/2006/picture">
                 <pic:pic xmlns:pic="http://schemas.openxmlformats.org/drawingml/2006/picture">
                   <pic:nvPicPr>
-                    <pic:cNvPr id="0" name="Picture 6" descr="C:\Users\vs13l\Downloads\Документ 1 (4).png"/>
-                    <pic:cNvPicPr>
-                      <a:picLocks noChangeAspect="1" noChangeArrowheads="1"/>
-                    </pic:cNvPicPr>
+                    <pic:cNvPr id="0" name="photo_5411448898364499283_y.jpg"/>
+                    <pic:cNvPicPr/>
                   </pic:nvPicPr>
-                  <pic:blipFill>
+                  <pic:blipFill rotWithShape="1">
                     <a:blip r:embed="rId11" cstate="print">
                       <a:extLst>
                         <a:ext uri="{28A0092B-C50C-407E-A947-70E740481C1C}">
@@ -1172,23 +1164,25 @@
                         </a:ext>
                       </a:extLst>
                     </a:blip>
-                    <a:srcRect/>
-                    <a:stretch>
-                      <a:fillRect/>
-                    </a:stretch>
+                    <a:srcRect b="2966"/>
+                    <a:stretch/>
                   </pic:blipFill>
                   <pic:spPr bwMode="auto">
                     <a:xfrm>
                       <a:off x="0" y="0"/>
-                      <a:ext cx="1662788" cy="2476715"/>
+                      <a:ext cx="3695700" cy="2184999"/>
                     </a:xfrm>
                     <a:prstGeom prst="rect">
                       <a:avLst/>
                     </a:prstGeom>
-                    <a:noFill/>
                     <a:ln>
                       <a:noFill/>
                     </a:ln>
+                    <a:extLst>
+                      <a:ext uri="{53640926-AAD7-44D8-BBD7-CCE9431645EC}">
+                        <a14:shadowObscured xmlns:a14="http://schemas.microsoft.com/office/drawing/2010/main"/>
+                      </a:ext>
+                    </a:extLst>
                   </pic:spPr>
                 </pic:pic>
               </a:graphicData>
@@ -1204,10 +1198,10 @@
           <w:lang w:eastAsia="ru-RU"/>
         </w:rPr>
         <w:drawing>
-          <wp:inline distT="0" distB="0" distL="0" distR="0" wp14:anchorId="62350EA7" wp14:editId="6A3E287A">
-            <wp:extent cx="1677449" cy="3238001"/>
-            <wp:effectExtent l="0" t="0" r="0" b="635"/>
-            <wp:docPr id="15" name="Рисунок 15"/>
+          <wp:inline distT="0" distB="0" distL="0" distR="0" wp14:anchorId="73B26C3B" wp14:editId="1EEEFA8A">
+            <wp:extent cx="2790825" cy="5048250"/>
+            <wp:effectExtent l="0" t="0" r="9525" b="0"/>
+            <wp:docPr id="1" name="Рисунок 1"/>
             <wp:cNvGraphicFramePr>
               <a:graphicFrameLocks xmlns:a="http://schemas.openxmlformats.org/drawingml/2006/main" noChangeAspect="1"/>
             </wp:cNvGraphicFramePr>
@@ -1215,17 +1209,11 @@
               <a:graphicData uri="http://schemas.openxmlformats.org/drawingml/2006/picture">
                 <pic:pic xmlns:pic="http://schemas.openxmlformats.org/drawingml/2006/picture">
                   <pic:nvPicPr>
-                    <pic:cNvPr id="0" name="Документ 1 1 (17).png"/>
+                    <pic:cNvPr id="0" name=""/>
                     <pic:cNvPicPr/>
                   </pic:nvPicPr>
                   <pic:blipFill>
-                    <a:blip r:embed="rId12" cstate="print">
-                      <a:extLst>
-                        <a:ext uri="{28A0092B-C50C-407E-A947-70E740481C1C}">
-                          <a14:useLocalDpi xmlns:a14="http://schemas.microsoft.com/office/drawing/2010/main" val="0"/>
-                        </a:ext>
-                      </a:extLst>
-                    </a:blip>
+                    <a:blip r:embed="rId12"/>
                     <a:stretch>
                       <a:fillRect/>
                     </a:stretch>
@@ -1233,7 +1221,7 @@
                   <pic:spPr>
                     <a:xfrm>
                       <a:off x="0" y="0"/>
-                      <a:ext cx="1682140" cy="3247055"/>
+                      <a:ext cx="2790825" cy="5048250"/>
                     </a:xfrm>
                     <a:prstGeom prst="rect">
                       <a:avLst/>
@@ -1492,10 +1480,10 @@
           <w:lang w:eastAsia="ru-RU"/>
         </w:rPr>
         <w:drawing>
-          <wp:inline distT="0" distB="0" distL="0" distR="0" wp14:anchorId="4A03289E" wp14:editId="567D24E8">
-            <wp:extent cx="2120915" cy="4152900"/>
-            <wp:effectExtent l="0" t="0" r="0" b="0"/>
-            <wp:docPr id="22" name="Рисунок 22"/>
+          <wp:inline distT="0" distB="0" distL="0" distR="0" wp14:anchorId="30762FF3" wp14:editId="411A43C9">
+            <wp:extent cx="2200275" cy="4229100"/>
+            <wp:effectExtent l="0" t="0" r="9525" b="0"/>
+            <wp:docPr id="7" name="Рисунок 7"/>
             <wp:cNvGraphicFramePr>
               <a:graphicFrameLocks xmlns:a="http://schemas.openxmlformats.org/drawingml/2006/main" noChangeAspect="1"/>
             </wp:cNvGraphicFramePr>
@@ -1503,17 +1491,11 @@
               <a:graphicData uri="http://schemas.openxmlformats.org/drawingml/2006/picture">
                 <pic:pic xmlns:pic="http://schemas.openxmlformats.org/drawingml/2006/picture">
                   <pic:nvPicPr>
-                    <pic:cNvPr id="0" name="Документ 1 1 (18).png"/>
+                    <pic:cNvPr id="0" name=""/>
                     <pic:cNvPicPr/>
                   </pic:nvPicPr>
                   <pic:blipFill>
-                    <a:blip r:embed="rId17" cstate="print">
-                      <a:extLst>
-                        <a:ext uri="{28A0092B-C50C-407E-A947-70E740481C1C}">
-                          <a14:useLocalDpi xmlns:a14="http://schemas.microsoft.com/office/drawing/2010/main" val="0"/>
-                        </a:ext>
-                      </a:extLst>
-                    </a:blip>
+                    <a:blip r:embed="rId17"/>
                     <a:stretch>
                       <a:fillRect/>
                     </a:stretch>
@@ -1521,7 +1503,7 @@
                   <pic:spPr>
                     <a:xfrm>
                       <a:off x="0" y="0"/>
-                      <a:ext cx="2121643" cy="4154326"/>
+                      <a:ext cx="2200275" cy="4229100"/>
                     </a:xfrm>
                     <a:prstGeom prst="rect">
                       <a:avLst/>
@@ -1541,6 +1523,7 @@
           <w:lang w:val="en-US" w:eastAsia="ru-RU"/>
         </w:rPr>
       </w:pPr>
+      <w:bookmarkStart w:id="2" w:name="_GoBack"/>
       <w:r>
         <w:rPr>
           <w:noProof/>
@@ -1548,10 +1531,10 @@
         </w:rPr>
         <w:lastRenderedPageBreak/>
         <w:drawing>
-          <wp:inline distT="0" distB="0" distL="0" distR="0" wp14:anchorId="5B9618B7" wp14:editId="6FEF8022">
-            <wp:extent cx="2937962" cy="5163584"/>
-            <wp:effectExtent l="0" t="0" r="0" b="0"/>
-            <wp:docPr id="31" name="Рисунок 31"/>
+          <wp:inline distT="0" distB="0" distL="0" distR="0" wp14:anchorId="464A1E15" wp14:editId="06FA4ECF">
+            <wp:extent cx="2051803" cy="3562350"/>
+            <wp:effectExtent l="0" t="0" r="5715" b="0"/>
+            <wp:docPr id="16" name="Рисунок 16"/>
             <wp:cNvGraphicFramePr>
               <a:graphicFrameLocks xmlns:a="http://schemas.openxmlformats.org/drawingml/2006/main" noChangeAspect="1"/>
             </wp:cNvGraphicFramePr>
@@ -1559,7 +1542,7 @@
               <a:graphicData uri="http://schemas.openxmlformats.org/drawingml/2006/picture">
                 <pic:pic xmlns:pic="http://schemas.openxmlformats.org/drawingml/2006/picture">
                   <pic:nvPicPr>
-                    <pic:cNvPr id="0" name="Документ 1 1 (19).png"/>
+                    <pic:cNvPr id="0" name="Документ (1) (16).png"/>
                     <pic:cNvPicPr/>
                   </pic:nvPicPr>
                   <pic:blipFill>
@@ -1577,7 +1560,7 @@
                   <pic:spPr>
                     <a:xfrm>
                       <a:off x="0" y="0"/>
-                      <a:ext cx="2943279" cy="5172928"/>
+                      <a:ext cx="2054711" cy="3567398"/>
                     </a:xfrm>
                     <a:prstGeom prst="rect">
                       <a:avLst/>
@@ -1589,6 +1572,7 @@
           </wp:inline>
         </w:drawing>
       </w:r>
+      <w:bookmarkEnd w:id="2"/>
     </w:p>
     <w:p>
       <w:pPr>
@@ -1610,12 +1594,11 @@
           <w:noProof/>
           <w:lang w:eastAsia="ru-RU"/>
         </w:rPr>
-        <w:lastRenderedPageBreak/>
         <w:drawing>
-          <wp:inline distT="0" distB="0" distL="0" distR="0" wp14:anchorId="12223883" wp14:editId="37D6D59E">
-            <wp:extent cx="2505075" cy="4153896"/>
-            <wp:effectExtent l="0" t="0" r="0" b="0"/>
-            <wp:docPr id="32" name="Рисунок 32"/>
+          <wp:inline distT="0" distB="0" distL="0" distR="0" wp14:anchorId="4B8DBB3F" wp14:editId="1E25B2FC">
+            <wp:extent cx="2128327" cy="3471446"/>
+            <wp:effectExtent l="0" t="0" r="5715" b="0"/>
+            <wp:docPr id="11" name="Рисунок 11"/>
             <wp:cNvGraphicFramePr>
               <a:graphicFrameLocks xmlns:a="http://schemas.openxmlformats.org/drawingml/2006/main" noChangeAspect="1"/>
             </wp:cNvGraphicFramePr>
@@ -1623,11 +1606,17 @@
               <a:graphicData uri="http://schemas.openxmlformats.org/drawingml/2006/picture">
                 <pic:pic xmlns:pic="http://schemas.openxmlformats.org/drawingml/2006/picture">
                   <pic:nvPicPr>
-                    <pic:cNvPr id="0" name=""/>
+                    <pic:cNvPr id="0" name="Документ (1) (15).png"/>
                     <pic:cNvPicPr/>
                   </pic:nvPicPr>
                   <pic:blipFill>
-                    <a:blip r:embed="rId19"/>
+                    <a:blip r:embed="rId19" cstate="print">
+                      <a:extLst>
+                        <a:ext uri="{28A0092B-C50C-407E-A947-70E740481C1C}">
+                          <a14:useLocalDpi xmlns:a14="http://schemas.microsoft.com/office/drawing/2010/main" val="0"/>
+                        </a:ext>
+                      </a:extLst>
+                    </a:blip>
                     <a:stretch>
                       <a:fillRect/>
                     </a:stretch>
@@ -1635,7 +1624,7 @@
                   <pic:spPr>
                     <a:xfrm>
                       <a:off x="0" y="0"/>
-                      <a:ext cx="2505075" cy="4153896"/>
+                      <a:ext cx="2130505" cy="3474998"/>
                     </a:xfrm>
                     <a:prstGeom prst="rect">
                       <a:avLst/>
@@ -1655,17 +1644,17 @@
           <w:lang w:val="en-US" w:eastAsia="ru-RU"/>
         </w:rPr>
       </w:pPr>
-      <w:bookmarkStart w:id="2" w:name="_GoBack"/>
       <w:r>
         <w:rPr>
           <w:noProof/>
           <w:lang w:eastAsia="ru-RU"/>
         </w:rPr>
+        <w:lastRenderedPageBreak/>
         <w:drawing>
-          <wp:inline distT="0" distB="0" distL="0" distR="0" wp14:anchorId="14EFFE7F" wp14:editId="797BD28A">
-            <wp:extent cx="2261801" cy="3638550"/>
-            <wp:effectExtent l="0" t="0" r="5715" b="0"/>
-            <wp:docPr id="34" name="Рисунок 34"/>
+          <wp:inline distT="0" distB="0" distL="0" distR="0" wp14:anchorId="153CAE8D" wp14:editId="69E65BB8">
+            <wp:extent cx="2085008" cy="4132576"/>
+            <wp:effectExtent l="0" t="0" r="0" b="1905"/>
+            <wp:docPr id="2" name="Рисунок 2"/>
             <wp:cNvGraphicFramePr>
               <a:graphicFrameLocks xmlns:a="http://schemas.openxmlformats.org/drawingml/2006/main" noChangeAspect="1"/>
             </wp:cNvGraphicFramePr>
@@ -1673,11 +1662,17 @@
               <a:graphicData uri="http://schemas.openxmlformats.org/drawingml/2006/picture">
                 <pic:pic xmlns:pic="http://schemas.openxmlformats.org/drawingml/2006/picture">
                   <pic:nvPicPr>
-                    <pic:cNvPr id="0" name=""/>
+                    <pic:cNvPr id="0" name="Документ 1 1 (20).png"/>
                     <pic:cNvPicPr/>
                   </pic:nvPicPr>
                   <pic:blipFill>
-                    <a:blip r:embed="rId20"/>
+                    <a:blip r:embed="rId20" cstate="print">
+                      <a:extLst>
+                        <a:ext uri="{28A0092B-C50C-407E-A947-70E740481C1C}">
+                          <a14:useLocalDpi xmlns:a14="http://schemas.microsoft.com/office/drawing/2010/main" val="0"/>
+                        </a:ext>
+                      </a:extLst>
+                    </a:blip>
                     <a:stretch>
                       <a:fillRect/>
                     </a:stretch>
@@ -1685,7 +1680,7 @@
                   <pic:spPr>
                     <a:xfrm>
                       <a:off x="0" y="0"/>
-                      <a:ext cx="2261801" cy="3638550"/>
+                      <a:ext cx="2085724" cy="4133995"/>
                     </a:xfrm>
                     <a:prstGeom prst="rect">
                       <a:avLst/>
@@ -1697,7 +1692,6 @@
           </wp:inline>
         </w:drawing>
       </w:r>
-      <w:bookmarkEnd w:id="2"/>
     </w:p>
     <w:p>
       <w:pPr>
@@ -16606,7 +16600,7 @@
           <w:lang w:eastAsia="ru-RU"/>
         </w:rPr>
         <w:drawing>
-          <wp:inline distT="0" distB="0" distL="0" distR="0" wp14:anchorId="3FDF7835" wp14:editId="7B13687C">
+          <wp:inline distT="0" distB="0" distL="0" distR="0" wp14:anchorId="3FDF7835" wp14:editId="26D0865F">
             <wp:extent cx="3705225" cy="4010025"/>
             <wp:effectExtent l="0" t="0" r="9525" b="9525"/>
             <wp:docPr id="29" name="Рисунок 29"/>
@@ -16653,17 +16647,232 @@
       <w:pPr>
         <w:ind w:firstLine="0"/>
       </w:pPr>
+    </w:p>
+    <w:p>
+      <w:pPr>
+        <w:pStyle w:val="a8"/>
+      </w:pPr>
+      <w:bookmarkStart w:id="4" w:name="_Ref150422393"/>
+      <w:r>
+        <w:t>Рисунок </w:t>
+      </w:r>
+      <w:r>
+        <w:fldChar w:fldCharType="begin"/>
+      </w:r>
+      <w:r>
+        <w:instrText>SEQ Рисунок \* ARABIC</w:instrText>
+      </w:r>
+      <w:r>
+        <w:fldChar w:fldCharType="separate"/>
+      </w:r>
+      <w:r>
+        <w:rPr>
+          <w:noProof/>
+        </w:rPr>
+        <w:t>3</w:t>
+      </w:r>
+      <w:r>
+        <w:fldChar w:fldCharType="end"/>
+      </w:r>
+      <w:bookmarkEnd w:id="4"/>
+      <w:r>
+        <w:t> – Результаты выполнения программы</w:t>
+      </w:r>
+    </w:p>
+    <w:p>
+      <w:pPr>
+        <w:pStyle w:val="1"/>
+      </w:pPr>
+      <w:r>
+        <w:lastRenderedPageBreak/>
+        <w:t>Выполнение тестовых примеров</w:t>
+      </w:r>
+    </w:p>
+    <w:p>
+      <w:pPr>
+        <w:jc w:val="center"/>
+      </w:pPr>
+      <w:r>
+        <w:rPr>
+          <w:sz w:val="28"/>
+        </w:rPr>
+        <w:t>Выполнены тестовые примеры. Результаты их выполнения представлены ниже (</w:t>
+      </w:r>
+      <w:r>
+        <w:rPr>
+          <w:sz w:val="28"/>
+        </w:rPr>
+        <w:fldChar w:fldCharType="begin"/>
+      </w:r>
+      <w:r>
+        <w:rPr>
+          <w:sz w:val="28"/>
+        </w:rPr>
+        <w:instrText xml:space="preserve"> REF _Ref150423152 \h </w:instrText>
+      </w:r>
+      <w:r>
+        <w:rPr>
+          <w:sz w:val="28"/>
+        </w:rPr>
+        <w:instrText xml:space="preserve"> \* MERGEFORMAT </w:instrText>
+      </w:r>
+      <w:r>
+        <w:rPr>
+          <w:sz w:val="28"/>
+        </w:rPr>
+      </w:r>
+      <w:r>
+        <w:rPr>
+          <w:sz w:val="28"/>
+        </w:rPr>
+        <w:fldChar w:fldCharType="separate"/>
+      </w:r>
+      <w:r>
+        <w:rPr>
+          <w:sz w:val="28"/>
+        </w:rPr>
+        <w:t>Рисунок</w:t>
+      </w:r>
+      <w:r>
+        <w:rPr>
+          <w:sz w:val="28"/>
+          <w:lang w:val="en-US"/>
+        </w:rPr>
+        <w:t> </w:t>
+      </w:r>
+      <w:r>
+        <w:rPr>
+          <w:noProof/>
+          <w:sz w:val="28"/>
+        </w:rPr>
+        <w:t>4</w:t>
+      </w:r>
+      <w:r>
+        <w:rPr>
+          <w:sz w:val="28"/>
+        </w:rPr>
+        <w:fldChar w:fldCharType="end"/>
+      </w:r>
+      <w:r>
+        <w:rPr>
+          <w:sz w:val="28"/>
+        </w:rPr>
+        <w:t xml:space="preserve">, </w:t>
+      </w:r>
+      <w:r>
+        <w:rPr>
+          <w:sz w:val="28"/>
+        </w:rPr>
+        <w:fldChar w:fldCharType="begin"/>
+      </w:r>
+      <w:r>
+        <w:rPr>
+          <w:sz w:val="28"/>
+        </w:rPr>
+        <w:instrText xml:space="preserve"> REF _Ref150423154 \h </w:instrText>
+      </w:r>
+      <w:r>
+        <w:rPr>
+          <w:sz w:val="28"/>
+        </w:rPr>
+        <w:instrText xml:space="preserve"> \* MERGEFORMAT </w:instrText>
+      </w:r>
+      <w:r>
+        <w:rPr>
+          <w:sz w:val="28"/>
+        </w:rPr>
+      </w:r>
+      <w:r>
+        <w:rPr>
+          <w:sz w:val="28"/>
+        </w:rPr>
+        <w:fldChar w:fldCharType="separate"/>
+      </w:r>
+      <w:r>
+        <w:rPr>
+          <w:sz w:val="28"/>
+        </w:rPr>
+        <w:t>Рисунок</w:t>
+      </w:r>
+      <w:r>
+        <w:rPr>
+          <w:sz w:val="28"/>
+          <w:lang w:val="en-US"/>
+        </w:rPr>
+        <w:t> </w:t>
+      </w:r>
+      <w:r>
+        <w:rPr>
+          <w:noProof/>
+          <w:sz w:val="28"/>
+        </w:rPr>
+        <w:t>5</w:t>
+      </w:r>
+      <w:r>
+        <w:rPr>
+          <w:sz w:val="28"/>
+        </w:rPr>
+        <w:fldChar w:fldCharType="end"/>
+      </w:r>
+      <w:r>
+        <w:rPr>
+          <w:sz w:val="28"/>
+        </w:rPr>
+        <w:t>).</w:t>
+      </w:r>
+      <w:bookmarkStart w:id="5" w:name="_Ref150423152"/>
+      <w:r>
+        <w:t>Рисунок</w:t>
+      </w:r>
+      <w:r>
+        <w:rPr>
+          <w:lang w:val="en-US"/>
+        </w:rPr>
+        <w:t> </w:t>
+      </w:r>
+      <w:bookmarkEnd w:id="5"/>
+      <w:r>
+        <w:t>4, 5</w:t>
+      </w:r>
+      <w:r>
+        <w:rPr>
+          <w:lang w:val="en-US"/>
+        </w:rPr>
+        <w:t> </w:t>
+      </w:r>
+      <w:r>
+        <w:t>–</w:t>
+      </w:r>
+      <w:r>
+        <w:rPr>
+          <w:lang w:val="en-US"/>
+        </w:rPr>
+        <w:t> </w:t>
+      </w:r>
+      <w:r>
+        <w:t>Результат</w:t>
+      </w:r>
+      <w:r>
+        <w:t xml:space="preserve"> тестового</w:t>
+      </w:r>
+      <w:r>
+        <w:t xml:space="preserve"> расчета</w:t>
+      </w:r>
+    </w:p>
+    <w:p>
+      <w:pPr>
+        <w:jc w:val="center"/>
+      </w:pPr>
       <w:r>
         <w:rPr>
           <w:noProof/>
           <w:lang w:eastAsia="ru-RU"/>
         </w:rPr>
-        <w:lastRenderedPageBreak/>
         <w:drawing>
-          <wp:inline distT="0" distB="0" distL="0" distR="0" wp14:anchorId="40ABD357" wp14:editId="1AD77EE8">
-            <wp:extent cx="5429250" cy="7343775"/>
-            <wp:effectExtent l="0" t="0" r="0" b="9525"/>
-            <wp:docPr id="28" name="Рисунок 28"/>
+          <wp:inline distT="0" distB="0" distL="0" distR="0" wp14:anchorId="45A6E500" wp14:editId="368702E3">
+            <wp:extent cx="5940425" cy="3804920"/>
+            <wp:effectExtent l="0" t="0" r="3175" b="5080"/>
+            <wp:docPr id="23" name="Рисунок 23"/>
             <wp:cNvGraphicFramePr>
               <a:graphicFrameLocks xmlns:a="http://schemas.openxmlformats.org/drawingml/2006/main" noChangeAspect="1"/>
             </wp:cNvGraphicFramePr>
@@ -16683,263 +16892,6 @@
                   <pic:spPr>
                     <a:xfrm>
                       <a:off x="0" y="0"/>
-                      <a:ext cx="5429250" cy="7343775"/>
-                    </a:xfrm>
-                    <a:prstGeom prst="rect">
-                      <a:avLst/>
-                    </a:prstGeom>
-                  </pic:spPr>
-                </pic:pic>
-              </a:graphicData>
-            </a:graphic>
-          </wp:inline>
-        </w:drawing>
-      </w:r>
-    </w:p>
-    <w:p>
-      <w:pPr>
-        <w:pStyle w:val="a8"/>
-      </w:pPr>
-      <w:bookmarkStart w:id="4" w:name="_Ref150422393"/>
-      <w:r>
-        <w:t>Рисунок </w:t>
-      </w:r>
-      <w:r>
-        <w:fldChar w:fldCharType="begin"/>
-      </w:r>
-      <w:r>
-        <w:instrText>SEQ Рисунок \* ARABIC</w:instrText>
-      </w:r>
-      <w:r>
-        <w:fldChar w:fldCharType="separate"/>
-      </w:r>
-      <w:r>
-        <w:rPr>
-          <w:noProof/>
-        </w:rPr>
-        <w:t>3</w:t>
-      </w:r>
-      <w:r>
-        <w:fldChar w:fldCharType="end"/>
-      </w:r>
-      <w:bookmarkEnd w:id="4"/>
-      <w:r>
-        <w:t> – Результаты выполнения программы</w:t>
-      </w:r>
-    </w:p>
-    <w:p>
-      <w:pPr>
-        <w:pStyle w:val="1"/>
-      </w:pPr>
-      <w:r>
-        <w:lastRenderedPageBreak/>
-        <w:t>Выполнение тестовых примеров</w:t>
-      </w:r>
-    </w:p>
-    <w:p>
-      <w:pPr>
-        <w:jc w:val="center"/>
-      </w:pPr>
-      <w:r>
-        <w:rPr>
-          <w:sz w:val="28"/>
-        </w:rPr>
-        <w:t>Выполнены тестовые примеры. Результаты их выполнения представлены ниже (</w:t>
-      </w:r>
-      <w:r>
-        <w:rPr>
-          <w:sz w:val="28"/>
-        </w:rPr>
-        <w:fldChar w:fldCharType="begin"/>
-      </w:r>
-      <w:r>
-        <w:rPr>
-          <w:sz w:val="28"/>
-        </w:rPr>
-        <w:instrText xml:space="preserve"> REF _Ref150423152 \h </w:instrText>
-      </w:r>
-      <w:r>
-        <w:rPr>
-          <w:sz w:val="28"/>
-        </w:rPr>
-        <w:instrText xml:space="preserve"> \* MERGEFORMAT </w:instrText>
-      </w:r>
-      <w:r>
-        <w:rPr>
-          <w:sz w:val="28"/>
-        </w:rPr>
-      </w:r>
-      <w:r>
-        <w:rPr>
-          <w:sz w:val="28"/>
-        </w:rPr>
-        <w:fldChar w:fldCharType="separate"/>
-      </w:r>
-      <w:r>
-        <w:rPr>
-          <w:sz w:val="28"/>
-        </w:rPr>
-        <w:t>Рисунок</w:t>
-      </w:r>
-      <w:r>
-        <w:rPr>
-          <w:sz w:val="28"/>
-          <w:lang w:val="en-US"/>
-        </w:rPr>
-        <w:t> </w:t>
-      </w:r>
-      <w:r>
-        <w:rPr>
-          <w:noProof/>
-          <w:sz w:val="28"/>
-        </w:rPr>
-        <w:t>4</w:t>
-      </w:r>
-      <w:r>
-        <w:rPr>
-          <w:sz w:val="28"/>
-        </w:rPr>
-        <w:fldChar w:fldCharType="end"/>
-      </w:r>
-      <w:r>
-        <w:rPr>
-          <w:sz w:val="28"/>
-        </w:rPr>
-        <w:t xml:space="preserve">, </w:t>
-      </w:r>
-      <w:r>
-        <w:rPr>
-          <w:sz w:val="28"/>
-        </w:rPr>
-        <w:fldChar w:fldCharType="begin"/>
-      </w:r>
-      <w:r>
-        <w:rPr>
-          <w:sz w:val="28"/>
-        </w:rPr>
-        <w:instrText xml:space="preserve"> REF _Ref150423154 \h </w:instrText>
-      </w:r>
-      <w:r>
-        <w:rPr>
-          <w:sz w:val="28"/>
-        </w:rPr>
-        <w:instrText xml:space="preserve"> \* MERGEFORMAT </w:instrText>
-      </w:r>
-      <w:r>
-        <w:rPr>
-          <w:sz w:val="28"/>
-        </w:rPr>
-      </w:r>
-      <w:r>
-        <w:rPr>
-          <w:sz w:val="28"/>
-        </w:rPr>
-        <w:fldChar w:fldCharType="separate"/>
-      </w:r>
-      <w:r>
-        <w:rPr>
-          <w:sz w:val="28"/>
-        </w:rPr>
-        <w:t>Рисунок</w:t>
-      </w:r>
-      <w:r>
-        <w:rPr>
-          <w:sz w:val="28"/>
-          <w:lang w:val="en-US"/>
-        </w:rPr>
-        <w:t> </w:t>
-      </w:r>
-      <w:r>
-        <w:rPr>
-          <w:noProof/>
-          <w:sz w:val="28"/>
-        </w:rPr>
-        <w:t>5</w:t>
-      </w:r>
-      <w:r>
-        <w:rPr>
-          <w:sz w:val="28"/>
-        </w:rPr>
-        <w:fldChar w:fldCharType="end"/>
-      </w:r>
-      <w:r>
-        <w:rPr>
-          <w:sz w:val="28"/>
-        </w:rPr>
-        <w:t>).</w:t>
-      </w:r>
-      <w:bookmarkStart w:id="5" w:name="_Ref150423152"/>
-      <w:r>
-        <w:t>Рисунок</w:t>
-      </w:r>
-      <w:r>
-        <w:rPr>
-          <w:lang w:val="en-US"/>
-        </w:rPr>
-        <w:t> </w:t>
-      </w:r>
-      <w:bookmarkEnd w:id="5"/>
-      <w:r>
-        <w:t>4, 5</w:t>
-      </w:r>
-      <w:r>
-        <w:rPr>
-          <w:lang w:val="en-US"/>
-        </w:rPr>
-        <w:t> </w:t>
-      </w:r>
-      <w:r>
-        <w:t>–</w:t>
-      </w:r>
-      <w:r>
-        <w:rPr>
-          <w:lang w:val="en-US"/>
-        </w:rPr>
-        <w:t> </w:t>
-      </w:r>
-      <w:r>
-        <w:t>Результат</w:t>
-      </w:r>
-      <w:r>
-        <w:t xml:space="preserve"> тестового</w:t>
-      </w:r>
-      <w:r>
-        <w:t xml:space="preserve"> расчета</w:t>
-      </w:r>
-    </w:p>
-    <w:p>
-      <w:pPr>
-        <w:jc w:val="center"/>
-      </w:pPr>
-      <w:r>
-        <w:rPr>
-          <w:noProof/>
-          <w:lang w:eastAsia="ru-RU"/>
-        </w:rPr>
-        <w:drawing>
-          <wp:inline distT="0" distB="0" distL="0" distR="0" wp14:anchorId="45A6E500" wp14:editId="368702E3">
-            <wp:extent cx="5940425" cy="3804920"/>
-            <wp:effectExtent l="0" t="0" r="3175" b="5080"/>
-            <wp:docPr id="23" name="Рисунок 23"/>
-            <wp:cNvGraphicFramePr>
-              <a:graphicFrameLocks xmlns:a="http://schemas.openxmlformats.org/drawingml/2006/main" noChangeAspect="1"/>
-            </wp:cNvGraphicFramePr>
-            <a:graphic xmlns:a="http://schemas.openxmlformats.org/drawingml/2006/main">
-              <a:graphicData uri="http://schemas.openxmlformats.org/drawingml/2006/picture">
-                <pic:pic xmlns:pic="http://schemas.openxmlformats.org/drawingml/2006/picture">
-                  <pic:nvPicPr>
-                    <pic:cNvPr id="0" name=""/>
-                    <pic:cNvPicPr/>
-                  </pic:nvPicPr>
-                  <pic:blipFill>
-                    <a:blip r:embed="rId23"/>
-                    <a:stretch>
-                      <a:fillRect/>
-                    </a:stretch>
-                  </pic:blipFill>
-                  <pic:spPr>
-                    <a:xfrm>
-                      <a:off x="0" y="0"/>
                       <a:ext cx="5940425" cy="3804920"/>
                     </a:xfrm>
                     <a:prstGeom prst="rect">
@@ -17021,7 +16973,7 @@
                     <pic:cNvPicPr/>
                   </pic:nvPicPr>
                   <pic:blipFill>
-                    <a:blip r:embed="rId22"/>
+                    <a:blip r:embed="rId23"/>
                     <a:stretch>
                       <a:fillRect/>
                     </a:stretch>
@@ -17165,7 +17117,13 @@
         <w:jc w:val="center"/>
       </w:pPr>
       <w:r>
-        <w:t xml:space="preserve">Рисунок – </w:t>
+        <w:t xml:space="preserve">Рисунок </w:t>
+      </w:r>
+      <w:r>
+        <w:t xml:space="preserve">6 </w:t>
+      </w:r>
+      <w:r>
+        <w:t xml:space="preserve">– </w:t>
       </w:r>
       <w:r>
         <w:rPr>
@@ -21932,7 +21890,7 @@
   <a:extraClrSchemeLst/>
   <a:extLst>
     <a:ext uri="{05A4C25C-085E-4340-85A3-A5531E510DB2}">
-      <thm15:themeFamily xmlns="" xmlns:thm15="http://schemas.microsoft.com/office/thememl/2012/main" name="Office Theme" id="{62F939B6-93AF-4DB8-9C6B-D6C7DFDC589F}" vid="{4A3C46E8-61CC-4603-A589-7422A47A8E4A}"/>
+      <thm15:themeFamily xmlns:thm15="http://schemas.microsoft.com/office/thememl/2012/main" xmlns="" name="Office Theme" id="{62F939B6-93AF-4DB8-9C6B-D6C7DFDC589F}" vid="{4A3C46E8-61CC-4603-A589-7422A47A8E4A}"/>
     </a:ext>
   </a:extLst>
 </a:theme>
@@ -21943,7 +21901,7 @@
 </file>
 
 <file path=customXml/itemProps1.xml><?xml version="1.0" encoding="utf-8"?>
-<ds:datastoreItem xmlns:ds="http://schemas.openxmlformats.org/officeDocument/2006/customXml" ds:itemID="{8316306B-9C58-4285-AAA8-23FDE46F6D46}">
+<ds:datastoreItem xmlns:ds="http://schemas.openxmlformats.org/officeDocument/2006/customXml" ds:itemID="{CA68BD7E-DF74-4A52-8049-9F0C70D8812D}">
   <ds:schemaRefs>
     <ds:schemaRef ds:uri="http://schemas.openxmlformats.org/officeDocument/2006/bibliography"/>
   </ds:schemaRefs>
